--- a/resources/form_templates/estandar/compromiso-etico-de-proveedores.docx
+++ b/resources/form_templates/estandar/compromiso-etico-de-proveedores.docx
@@ -672,24 +672,6 @@
       </w:pPr>
       <w:r>
         <w:rPr>
-          <w:rFonts w:ascii="Book Antiqua" w:hAnsi="Book Antiqua"/>
-          <w:sz w:val="23"/>
-          <w:szCs w:val="23"/>
-          <w:lang w:val="es-ES"/>
-        </w:rPr>
-        <w:t xml:space="preserve">La presente declaración ha sido realizada en la ciudad </w:t>
-      </w:r>
-      <w:r>
-        <w:rPr>
-          <w:rFonts w:ascii="Book Antiqua" w:hAnsi="Book Antiqua"/>
-          <w:sz w:val="23"/>
-          <w:szCs w:val="23"/>
-          <w:lang w:val="es-ES"/>
-        </w:rPr>
-        <w:t>_____</w:t>
-      </w:r>
-      <w:r>
-        <w:rPr>
           <w:rFonts w:ascii="Book Antiqua" w:eastAsia="Times New Roman" w:hAnsi="Book Antiqua" w:cs="Times New Roman"/>
           <w:color w:val="212121"/>
           <w:sz w:val="23"/>
@@ -697,18 +679,13 @@
           <w:shd w:val="clear" w:color="auto" w:fill="FFFFFF"/>
           <w:lang w:val="es-DO" w:eastAsia="es-ES_tradnl"/>
         </w:rPr>
-        <w:t xml:space="preserve">___________________, provincia </w:t>
-      </w:r>
-      <w:r>
-        <w:rPr>
-          <w:rFonts w:ascii="Book Antiqua" w:hAnsi="Book Antiqua"/>
-          <w:sz w:val="23"/>
-          <w:szCs w:val="23"/>
-          <w:lang w:val="es-ES"/>
-        </w:rPr>
-        <w:t>_____</w:t>
-      </w:r>
-      <w:r>
+        <w:t xml:space="preserve">La presente declaración ha sido realizada en la ciudad ${ciudad}, provincia ${provincia}, a los ${dia} (${dia_letras}) de ${mes} del año ${anio} (${anio_letras}).</w:t>
+      </w:r>
+    </w:p>
+    <w:p>
+      <w:pPr>
+        <w:spacing w:after="0" w:line="240" w:lineRule="auto"/>
+        <w:jc w:val="both"/>
         <w:rPr>
           <w:rFonts w:ascii="Book Antiqua" w:eastAsia="Times New Roman" w:hAnsi="Book Antiqua" w:cs="Times New Roman"/>
           <w:color w:val="212121"/>
@@ -717,138 +694,6 @@
           <w:shd w:val="clear" w:color="auto" w:fill="FFFFFF"/>
           <w:lang w:val="es-DO" w:eastAsia="es-ES_tradnl"/>
         </w:rPr>
-        <w:t>___________________</w:t>
-      </w:r>
-      <w:r>
-        <w:rPr>
-          <w:rFonts w:ascii="Book Antiqua" w:eastAsia="Times New Roman" w:hAnsi="Book Antiqua" w:cs="Times New Roman"/>
-          <w:color w:val="212121"/>
-          <w:sz w:val="23"/>
-          <w:szCs w:val="23"/>
-          <w:shd w:val="clear" w:color="auto" w:fill="FFFFFF"/>
-          <w:lang w:val="es-DO" w:eastAsia="es-ES_tradnl"/>
-        </w:rPr>
-        <w:t xml:space="preserve">, a los </w:t>
-      </w:r>
-      <w:r>
-        <w:rPr>
-          <w:rFonts w:ascii="Book Antiqua" w:hAnsi="Book Antiqua"/>
-          <w:sz w:val="23"/>
-          <w:szCs w:val="23"/>
-          <w:lang w:val="es-ES"/>
-        </w:rPr>
-        <w:t>_____</w:t>
-      </w:r>
-      <w:r>
-        <w:rPr>
-          <w:rFonts w:ascii="Book Antiqua" w:eastAsia="Times New Roman" w:hAnsi="Book Antiqua" w:cs="Times New Roman"/>
-          <w:color w:val="212121"/>
-          <w:sz w:val="23"/>
-          <w:szCs w:val="23"/>
-          <w:shd w:val="clear" w:color="auto" w:fill="FFFFFF"/>
-          <w:lang w:val="es-DO" w:eastAsia="es-ES_tradnl"/>
-        </w:rPr>
-        <w:t>___________________</w:t>
-      </w:r>
-      <w:r>
-        <w:rPr>
-          <w:rFonts w:ascii="Book Antiqua" w:eastAsia="Times New Roman" w:hAnsi="Book Antiqua" w:cs="Times New Roman"/>
-          <w:color w:val="212121"/>
-          <w:sz w:val="23"/>
-          <w:szCs w:val="23"/>
-          <w:shd w:val="clear" w:color="auto" w:fill="FFFFFF"/>
-          <w:lang w:val="es-DO" w:eastAsia="es-ES_tradnl"/>
-        </w:rPr>
-        <w:t xml:space="preserve"> (</w:t>
-      </w:r>
-      <w:r>
-        <w:rPr>
-          <w:rFonts w:ascii="Book Antiqua" w:eastAsia="Times New Roman" w:hAnsi="Book Antiqua" w:cs="Times New Roman"/>
-          <w:color w:val="212121"/>
-          <w:sz w:val="23"/>
-          <w:szCs w:val="23"/>
-          <w:shd w:val="clear" w:color="auto" w:fill="FFFFFF"/>
-          <w:lang w:val="es-DO" w:eastAsia="es-ES_tradnl"/>
-        </w:rPr>
-        <w:t>________</w:t>
-      </w:r>
-      <w:r>
-        <w:rPr>
-          <w:rFonts w:ascii="Book Antiqua" w:eastAsia="Times New Roman" w:hAnsi="Book Antiqua" w:cs="Times New Roman"/>
-          <w:color w:val="212121"/>
-          <w:sz w:val="23"/>
-          <w:szCs w:val="23"/>
-          <w:shd w:val="clear" w:color="auto" w:fill="FFFFFF"/>
-          <w:lang w:val="es-DO" w:eastAsia="es-ES_tradnl"/>
-        </w:rPr>
-        <w:t xml:space="preserve">) de </w:t>
-      </w:r>
-      <w:r>
-        <w:rPr>
-          <w:rFonts w:ascii="Book Antiqua" w:hAnsi="Book Antiqua"/>
-          <w:sz w:val="23"/>
-          <w:szCs w:val="23"/>
-          <w:lang w:val="es-ES"/>
-        </w:rPr>
-        <w:t>_____</w:t>
-      </w:r>
-      <w:r>
-        <w:rPr>
-          <w:rFonts w:ascii="Book Antiqua" w:eastAsia="Times New Roman" w:hAnsi="Book Antiqua" w:cs="Times New Roman"/>
-          <w:color w:val="212121"/>
-          <w:sz w:val="23"/>
-          <w:szCs w:val="23"/>
-          <w:shd w:val="clear" w:color="auto" w:fill="FFFFFF"/>
-          <w:lang w:val="es-DO" w:eastAsia="es-ES_tradnl"/>
-        </w:rPr>
-        <w:t>___________________</w:t>
-      </w:r>
-      <w:r>
-        <w:rPr>
-          <w:rFonts w:ascii="Book Antiqua" w:eastAsia="Times New Roman" w:hAnsi="Book Antiqua" w:cs="Times New Roman"/>
-          <w:color w:val="212121"/>
-          <w:sz w:val="23"/>
-          <w:szCs w:val="23"/>
-          <w:shd w:val="clear" w:color="auto" w:fill="FFFFFF"/>
-          <w:lang w:val="es-DO" w:eastAsia="es-ES_tradnl"/>
-        </w:rPr>
-        <w:t xml:space="preserve"> del año ______________________________________</w:t>
-      </w:r>
-      <w:r>
-        <w:rPr>
-          <w:rFonts w:ascii="Book Antiqua" w:eastAsia="Times New Roman" w:hAnsi="Book Antiqua" w:cs="Times New Roman"/>
-          <w:color w:val="212121"/>
-          <w:sz w:val="23"/>
-          <w:szCs w:val="23"/>
-          <w:shd w:val="clear" w:color="auto" w:fill="FFFFFF"/>
-          <w:lang w:val="es-DO" w:eastAsia="es-ES_tradnl"/>
-        </w:rPr>
-        <w:t xml:space="preserve"> (__________)</w:t>
-      </w:r>
-      <w:r>
-        <w:rPr>
-          <w:rFonts w:ascii="Book Antiqua" w:eastAsia="Times New Roman" w:hAnsi="Book Antiqua" w:cs="Times New Roman"/>
-          <w:color w:val="212121"/>
-          <w:sz w:val="23"/>
-          <w:szCs w:val="23"/>
-          <w:shd w:val="clear" w:color="auto" w:fill="FFFFFF"/>
-          <w:lang w:val="es-DO" w:eastAsia="es-ES_tradnl"/>
-        </w:rPr>
-        <w:t>.</w:t>
-      </w:r>
-    </w:p>
-    <w:p>
-      <w:pPr>
-        <w:spacing w:after="0" w:line="240" w:lineRule="auto"/>
-        <w:jc w:val="both"/>
-        <w:rPr>
-          <w:rFonts w:ascii="Book Antiqua" w:eastAsia="Times New Roman" w:hAnsi="Book Antiqua" w:cs="Times New Roman"/>
-          <w:color w:val="212121"/>
-          <w:sz w:val="23"/>
-          <w:szCs w:val="23"/>
-          <w:shd w:val="clear" w:color="auto" w:fill="FFFFFF"/>
-          <w:lang w:val="es-DO" w:eastAsia="es-ES_tradnl"/>
-        </w:rPr>
       </w:pPr>
     </w:p>
     <w:p>
@@ -869,7 +714,7 @@
           <w:szCs w:val="23"/>
           <w:lang w:val="es-DO"/>
         </w:rPr>
-        <w:t>_________________________________</w:t>
+        <w:t>${img_firma}</w:t>
       </w:r>
     </w:p>
     <w:p>

--- a/resources/form_templates/estandar/compromiso-etico-de-proveedores.docx
+++ b/resources/form_templates/estandar/compromiso-etico-de-proveedores.docx
@@ -750,6 +750,17 @@
       <w:cols w:space="720"/>
       <w:docGrid w:linePitch="360"/>
     </w:sectPr>
+    <w:p>
+      <w:pPr>
+        <w:jc w:val="center"/>
+      </w:pPr>
+      <w:r>
+        <w:rPr>
+          <w:sz w:val="20"/>
+        </w:rPr>
+        <w:t>${img_sello}</w:t>
+      </w:r>
+    </w:p>
   </w:body>
 </w:document>
 </file>

--- a/resources/form_templates/estandar/compromiso-etico-de-proveedores.docx
+++ b/resources/form_templates/estandar/compromiso-etico-de-proveedores.docx
@@ -696,48 +696,69 @@
         </w:rPr>
       </w:pPr>
     </w:p>
-    <w:p>
-      <w:pPr>
-        <w:spacing w:after="0" w:line="240" w:lineRule="auto"/>
+    <w:tbl>
+      <w:tblPr>
+        <w:tblW w:w="0" w:type="auto"/>
+        <w:tblBorders>
+          <w:top w:val="none" w:sz="0" w:space="0" w:color="auto"/>
+          <w:left w:val="none" w:sz="0" w:space="0" w:color="auto"/>
+          <w:bottom w:val="none" w:sz="0" w:space="0" w:color="auto"/>
+          <w:right w:val="none" w:sz="0" w:space="0" w:color="auto"/>
+          <w:insideH w:val="none" w:sz="0" w:space="0" w:color="auto"/>
+          <w:insideV w:val="none" w:sz="0" w:space="0" w:color="auto"/>
+        </w:tblBorders>
         <w:jc w:val="center"/>
-        <w:rPr>
-          <w:rFonts w:ascii="Book Antiqua" w:hAnsi="Book Antiqua"/>
-          <w:sz w:val="23"/>
-          <w:szCs w:val="23"/>
-          <w:lang w:val="es-DO"/>
-        </w:rPr>
-      </w:pPr>
-      <w:r>
-        <w:rPr>
-          <w:rFonts w:ascii="Book Antiqua" w:hAnsi="Book Antiqua"/>
-          <w:sz w:val="23"/>
-          <w:szCs w:val="23"/>
-          <w:lang w:val="es-DO"/>
-        </w:rPr>
-        <w:t>${img_firma}</w:t>
-      </w:r>
-    </w:p>
-    <w:p>
-      <w:pPr>
-        <w:spacing w:after="0" w:line="240" w:lineRule="auto"/>
-        <w:jc w:val="center"/>
-        <w:rPr>
-          <w:rFonts w:ascii="Book Antiqua" w:hAnsi="Book Antiqua"/>
-          <w:sz w:val="23"/>
-          <w:szCs w:val="23"/>
-          <w:lang w:val="es-DO"/>
-        </w:rPr>
-      </w:pPr>
-      <w:r>
-        <w:rPr>
-          <w:rFonts w:ascii="Book Antiqua" w:hAnsi="Book Antiqua"/>
-          <w:sz w:val="23"/>
-          <w:szCs w:val="23"/>
-          <w:lang w:val="es-DO"/>
-        </w:rPr>
-        <w:t>Declarante</w:t>
-      </w:r>
-    </w:p>
+      </w:tblPr>
+      <w:tr>
+        <w:tc>
+          <w:tcPr>
+            <w:tcW w:w="4800" w:type="dxa"/>
+            <w:vAlign w:val="bottom"/>
+          </w:tcPr>
+          <w:p>
+            <w:pPr>
+              <w:jc w:val="center"/>
+            </w:pPr>
+            <w:r>
+              <w:rPr>
+                <w:rFonts w:ascii="Book Antiqua" w:hAnsi="Book Antiqua"/>
+                <w:sz w:val="23"/>
+              </w:rPr>
+              <w:t>${img_firma}</w:t>
+            </w:r>
+          </w:p>
+          <w:p>
+            <w:pPr>
+              <w:jc w:val="center"/>
+            </w:pPr>
+            <w:r>
+              <w:rPr>
+                <w:rFonts w:ascii="Book Antiqua" w:hAnsi="Book Antiqua"/>
+                <w:sz w:val="23"/>
+              </w:rPr>
+              <w:t>Declarante</w:t>
+            </w:r>
+          </w:p>
+        </w:tc>
+        <w:tc>
+          <w:tcPr>
+            <w:tcW w:w="4800" w:type="dxa"/>
+            <w:vAlign w:val="bottom"/>
+          </w:tcPr>
+          <w:p>
+            <w:pPr>
+              <w:jc w:val="center"/>
+            </w:pPr>
+            <w:r>
+              <w:rPr>
+                <w:sz w:val="20"/>
+              </w:rPr>
+              <w:t>${img_sello}</w:t>
+            </w:r>
+          </w:p>
+        </w:tc>
+      </w:tr>
+    </w:tbl>
     <w:sectPr>
       <w:headerReference w:type="even" r:id="rId8"/>
       <w:headerReference w:type="default" r:id="rId9"/>
@@ -750,17 +771,6 @@
       <w:cols w:space="720"/>
       <w:docGrid w:linePitch="360"/>
     </w:sectPr>
-    <w:p>
-      <w:pPr>
-        <w:jc w:val="center"/>
-      </w:pPr>
-      <w:r>
-        <w:rPr>
-          <w:sz w:val="20"/>
-        </w:rPr>
-        <w:t>${img_sello}</w:t>
-      </w:r>
-    </w:p>
   </w:body>
 </w:document>
 </file>
